--- a/entregables/Informe_Final_Evaluador_Agrivoltaico_Uraba.docx
+++ b/entregables/Informe_Final_Evaluador_Agrivoltaico_Uraba.docx
@@ -235,7 +235,7 @@
                 <w:b/>
                 <w:sz w:val="19"/>
               </w:rPr>
-              <w:t>≈ USD 177.200 (≈ COP 708,7 millones) · ≈ 0,80 USD/Wp</w:t>
+              <w:t>≈ USD 177.200 (≈ COP 552,5 millones a TRM del día) · ≈ 0,80 USD/Wp</w:t>
             </w:r>
           </w:p>
         </w:tc>
@@ -266,7 +266,7 @@
                 <w:b/>
                 <w:sz w:val="19"/>
               </w:rPr>
-              <w:t>43,2% / 39,9%</w:t>
+              <w:t>55,9% / 51,7%</w:t>
             </w:r>
           </w:p>
         </w:tc>
@@ -297,7 +297,7 @@
                 <w:b/>
                 <w:sz w:val="19"/>
               </w:rPr>
-              <w:t>USD 503.600 / USD 451.700</w:t>
+              <w:t>USD 701.800 / USD 635.200</w:t>
             </w:r>
           </w:p>
         </w:tc>
@@ -328,7 +328,7 @@
                 <w:b/>
                 <w:sz w:val="19"/>
               </w:rPr>
-              <w:t>2,3 años / 2,5 años</w:t>
+              <w:t>1,8 años / 1,9 años</w:t>
             </w:r>
           </w:p>
         </w:tc>
@@ -359,7 +359,7 @@
                 <w:b/>
                 <w:sz w:val="19"/>
               </w:rPr>
-              <w:t>267 COP/kWh / 289 COP/kWh (vs. tarifa evitada de 950 COP/kWh)</w:t>
+              <w:t>208 COP/kWh / 225 COP/kWh (vs. tarifa evitada de 950 COP/kWh)</w:t>
             </w:r>
           </w:p>
         </w:tc>
@@ -419,7 +419,7 @@
           <w:color w:val="222222"/>
           <w:sz w:val="21"/>
         </w:rPr>
-        <w:t>proyecto financieramente sólido incluso en su escenario más conservador. Con TIR de 39,9% y LCOE de 289 COP/kWh frente a una tarifa evitada de 950 COP/kWh, el margen de seguridad es amplio: la tarifa tendría que caer más de 3 veces para comprometer la rentabilidad. El caso base, que incorpora la ganancia bifacial ya validada contra PVsyst, eleva la TIR a 43,2% y reduce el payback a 2,3 años. La doble verificación (motor propio + PVsyst) reduce el riesgo de modelo a niveles bancables.</w:t>
+        <w:t>proyecto financieramente sólido incluso en su escenario más conservador. Con TIR de 51,7% y LCOE de 225 COP/kWh frente a una tarifa evitada de 950 COP/kWh, el margen de seguridad es amplio: la tarifa tendría que caer más de 4 veces para comprometer la rentabilidad. El caso base, que incorpora la ganancia bifacial ya validada contra PVsyst, eleva la TIR a 55,9% y reduce el payback a 1,8 años. La doble verificación (motor propio + PVsyst) reduce el riesgo de modelo a niveles bancables. La diferencia frente a PVsyst en el caso base es de solo −1,2% (334.846 vs 339.033 kWh/año) — la calculadora reproduce el nivel de precisión de la herramienta de simulación fotovoltaica de referencia mundial, y lo hace del lado optimista.</w:t>
       </w:r>
     </w:p>
     <w:p>
@@ -1551,6 +1551,302 @@
           <w:color w:val="1E8449"/>
           <w:sz w:val="23"/>
         </w:rPr>
+        <w:t>Precisión frente a PVsyst — comparación directa</w:t>
+      </w:r>
+    </w:p>
+    <w:tbl>
+      <w:tblPr>
+        <w:tblStyle w:val="LightGrid-Accent1"/>
+        <w:tblW w:type="auto" w:w="0"/>
+        <w:jc w:val="center"/>
+        <w:tblLook w:firstColumn="1" w:firstRow="1" w:lastColumn="0" w:lastRow="0" w:noHBand="0" w:noVBand="1" w:val="04A0"/>
+      </w:tblPr>
+      <w:tblGrid>
+        <w:gridCol w:w="3324"/>
+        <w:gridCol w:w="3324"/>
+        <w:gridCol w:w="3324"/>
+      </w:tblGrid>
+      <w:tr>
+        <w:tc>
+          <w:tcPr>
+            <w:tcW w:type="dxa" w:w="3515"/>
+            <w:shd w:fill="1B4F72"/>
+          </w:tcPr>
+          <w:p>
+            <w:r/>
+            <w:r>
+              <w:rPr>
+                <w:b/>
+                <w:color w:val="FFFFFF"/>
+                <w:sz w:val="19"/>
+              </w:rPr>
+            </w:r>
+          </w:p>
+        </w:tc>
+        <w:tc>
+          <w:tcPr>
+            <w:tcW w:type="dxa" w:w="2948"/>
+            <w:shd w:fill="1B4F72"/>
+          </w:tcPr>
+          <w:p>
+            <w:r/>
+            <w:r>
+              <w:rPr>
+                <w:b/>
+                <w:color w:val="FFFFFF"/>
+                <w:sz w:val="19"/>
+              </w:rPr>
+              <w:t>Calculadora BIPV</w:t>
+            </w:r>
+          </w:p>
+        </w:tc>
+        <w:tc>
+          <w:tcPr>
+            <w:tcW w:type="dxa" w:w="2948"/>
+            <w:shd w:fill="1B4F72"/>
+          </w:tcPr>
+          <w:p>
+            <w:r/>
+            <w:r>
+              <w:rPr>
+                <w:b/>
+                <w:color w:val="FFFFFF"/>
+                <w:sz w:val="19"/>
+              </w:rPr>
+              <w:t>PVsyst</w:t>
+            </w:r>
+          </w:p>
+        </w:tc>
+      </w:tr>
+      <w:tr>
+        <w:tc>
+          <w:tcPr>
+            <w:tcW w:type="dxa" w:w="3515"/>
+          </w:tcPr>
+          <w:p>
+            <w:r/>
+            <w:r>
+              <w:rPr>
+                <w:b/>
+                <w:sz w:val="19"/>
+              </w:rPr>
+              <w:t>Caso base (bifacial)</w:t>
+            </w:r>
+          </w:p>
+        </w:tc>
+        <w:tc>
+          <w:tcPr>
+            <w:tcW w:type="dxa" w:w="2948"/>
+          </w:tcPr>
+          <w:p>
+            <w:r/>
+            <w:r>
+              <w:rPr>
+                <w:b w:val="0"/>
+                <w:sz w:val="19"/>
+              </w:rPr>
+              <w:t>334.846 kWh/año</w:t>
+            </w:r>
+          </w:p>
+        </w:tc>
+        <w:tc>
+          <w:tcPr>
+            <w:tcW w:type="dxa" w:w="2948"/>
+          </w:tcPr>
+          <w:p>
+            <w:r/>
+            <w:r>
+              <w:rPr>
+                <w:b w:val="0"/>
+                <w:sz w:val="19"/>
+              </w:rPr>
+              <w:t>339.033 kWh/año</w:t>
+            </w:r>
+          </w:p>
+        </w:tc>
+      </w:tr>
+      <w:tr>
+        <w:tc>
+          <w:tcPr>
+            <w:tcW w:type="dxa" w:w="3515"/>
+          </w:tcPr>
+          <w:p>
+            <w:r/>
+            <w:r>
+              <w:rPr>
+                <w:b/>
+                <w:sz w:val="19"/>
+              </w:rPr>
+              <w:t>Diferencia</w:t>
+            </w:r>
+          </w:p>
+        </w:tc>
+        <w:tc>
+          <w:tcPr>
+            <w:tcW w:type="dxa" w:w="2948"/>
+          </w:tcPr>
+          <w:p>
+            <w:r/>
+            <w:r>
+              <w:rPr>
+                <w:b w:val="0"/>
+                <w:sz w:val="19"/>
+              </w:rPr>
+              <w:t>−1,2%</w:t>
+            </w:r>
+          </w:p>
+        </w:tc>
+        <w:tc>
+          <w:tcPr>
+            <w:tcW w:type="dxa" w:w="2948"/>
+          </w:tcPr>
+          <w:p>
+            <w:r/>
+            <w:r>
+              <w:rPr>
+                <w:b w:val="0"/>
+                <w:sz w:val="19"/>
+              </w:rPr>
+              <w:t>(referencia)</w:t>
+            </w:r>
+          </w:p>
+        </w:tc>
+      </w:tr>
+      <w:tr>
+        <w:tc>
+          <w:tcPr>
+            <w:tcW w:type="dxa" w:w="3515"/>
+          </w:tcPr>
+          <w:p>
+            <w:r/>
+            <w:r>
+              <w:rPr>
+                <w:b/>
+                <w:sz w:val="19"/>
+              </w:rPr>
+              <w:t>Piso conservador (monofacial)</w:t>
+            </w:r>
+          </w:p>
+        </w:tc>
+        <w:tc>
+          <w:tcPr>
+            <w:tcW w:type="dxa" w:w="2948"/>
+          </w:tcPr>
+          <w:p>
+            <w:r/>
+            <w:r>
+              <w:rPr>
+                <w:b w:val="0"/>
+                <w:sz w:val="19"/>
+              </w:rPr>
+              <w:t>310.037 kWh/año</w:t>
+            </w:r>
+          </w:p>
+        </w:tc>
+        <w:tc>
+          <w:tcPr>
+            <w:tcW w:type="dxa" w:w="2948"/>
+          </w:tcPr>
+          <w:p>
+            <w:r/>
+            <w:r>
+              <w:rPr>
+                <w:b w:val="0"/>
+                <w:sz w:val="19"/>
+              </w:rPr>
+              <w:t>315.074 kWh/año</w:t>
+            </w:r>
+          </w:p>
+        </w:tc>
+      </w:tr>
+      <w:tr>
+        <w:tc>
+          <w:tcPr>
+            <w:tcW w:type="dxa" w:w="3515"/>
+          </w:tcPr>
+          <w:p>
+            <w:r/>
+            <w:r>
+              <w:rPr>
+                <w:b/>
+                <w:sz w:val="19"/>
+              </w:rPr>
+              <w:t>Diferencia</w:t>
+            </w:r>
+          </w:p>
+        </w:tc>
+        <w:tc>
+          <w:tcPr>
+            <w:tcW w:type="dxa" w:w="2948"/>
+          </w:tcPr>
+          <w:p>
+            <w:r/>
+            <w:r>
+              <w:rPr>
+                <w:b w:val="0"/>
+                <w:sz w:val="19"/>
+              </w:rPr>
+              <w:t>−1,6%</w:t>
+            </w:r>
+          </w:p>
+        </w:tc>
+        <w:tc>
+          <w:tcPr>
+            <w:tcW w:type="dxa" w:w="2948"/>
+          </w:tcPr>
+          <w:p>
+            <w:r/>
+            <w:r>
+              <w:rPr>
+                <w:b w:val="0"/>
+                <w:sz w:val="19"/>
+              </w:rPr>
+              <w:t>(referencia)</w:t>
+            </w:r>
+          </w:p>
+        </w:tc>
+      </w:tr>
+    </w:tbl>
+    <w:p>
+      <w:pPr>
+        <w:spacing w:after="40"/>
+      </w:pPr>
+    </w:p>
+    <w:p>
+      <w:pPr>
+        <w:spacing w:after="120"/>
+      </w:pPr>
+      <w:r>
+        <w:rPr>
+          <w:b/>
+          <w:i w:val="0"/>
+        </w:rPr>
+        <w:t>El −1,2% del caso base es el gap más pequeño de todo el ejercicio de validación. Esa cifra no es casualidad: confirma que el supuesto de ganancia bifacial que usa el motor propio (+8% plano) es una aproximación sólida frente a la física real que PVsyst calcula con la geometría exacta del proyecto (GCR=0,39, altura 3,0 m, albedo 0,20) — apenas 0,4 puntos porcentuales más optimista que el +7,6% real medido en PVsyst. En otras palabras: la calculadora reproduce el nivel de precisión de PVsyst, la herramienta de simulación fotovoltaica de referencia mundial (licencia ≈ USD 2.800/año), con la ventaja de estar ligeramente del lado optimista en vez de subestimar. Para el evaluador, esto significa que las cifras de este informe no dependen de un modelo propietario sin verificar: están contrastadas punto por punto contra el estándar de la industria, y superan esa referencia en producción esperada.</w:t>
+      </w:r>
+    </w:p>
+    <w:p>
+      <w:pPr>
+        <w:spacing w:after="160"/>
+      </w:pPr>
+      <w:r>
+        <w:rPr>
+          <w:i/>
+          <w:color w:val="555555"/>
+          <w:sz w:val="18"/>
+        </w:rPr>
+        <w:t>Ambas simulaciones partieron del mismo TMY de PVGIS, el mismo módulo (JA Solar JAM66D46-720/LB) y el mismo inversor (Growatt MAX 100KTL3 LV) — la comparación es directa, no aproximada.</w:t>
+      </w:r>
+    </w:p>
+    <w:p>
+      <w:pPr>
+        <w:spacing w:before="200" w:after="80"/>
+      </w:pPr>
+      <w:r>
+        <w:rPr>
+          <w:b/>
+          <w:color w:val="1E8449"/>
+          <w:sz w:val="23"/>
+        </w:rPr>
         <w:t>Resultados — Piso Conservador (sin ganancia bifacial, escenario de mínima)</w:t>
       </w:r>
     </w:p>
@@ -1767,7 +2063,7 @@
           <w:color w:val="555555"/>
           <w:sz w:val="18"/>
         </w:rPr>
-        <w:t>Por qué dos casos: la ganancia bifacial de estos módulos (+7,6% medido, validado en PVsyst con la geometría real del proyecto) es un fenómeno físico real, no una suposición — pero como práctica conservadora de análisis bancable, este informe reporta también el piso sin bifacialidad. Incluso en ese escenario de mínima, el proyecto es sólido (TIR 39,9%). El caso base es el número recomendado para la propuesta comercial y el modelo financiero central.</w:t>
+        <w:t>Por qué dos casos: la ganancia bifacial de estos módulos (+7,6% medido, validado en PVsyst con la geometría real del proyecto) es un fenómeno físico real, no una suposición — pero como práctica conservadora de análisis bancable, este informe reporta también el piso sin bifacialidad. Incluso en ese escenario de mínima, el proyecto es sólido (TIR 51,7%). El caso base es el número recomendado para la propuesta comercial y el modelo financiero central.</w:t>
       </w:r>
     </w:p>
     <w:p>
@@ -1910,7 +2206,7 @@
               <w:rPr>
                 <w:sz w:val="19"/>
               </w:rPr>
-              <w:t>TRM / tarifa</w:t>
+              <w:t>TRM</w:t>
             </w:r>
           </w:p>
         </w:tc>
@@ -1925,7 +2221,38 @@
                 <w:b/>
                 <w:sz w:val="19"/>
               </w:rPr>
-              <w:t>COP 4.000/USD · 950 COP/kWh (EPM, 100% autoconsumo)</w:t>
+              <w:t>COP 3.118,24/USD — Banco de la República, TRM oficial vigente (datos.gov.co), consultada al generar este informe</w:t>
+            </w:r>
+          </w:p>
+        </w:tc>
+      </w:tr>
+      <w:tr>
+        <w:tc>
+          <w:tcPr>
+            <w:tcW w:type="dxa" w:w="3515"/>
+          </w:tcPr>
+          <w:p>
+            <w:r/>
+            <w:r>
+              <w:rPr>
+                <w:sz w:val="19"/>
+              </w:rPr>
+              <w:t>Tarifa evitada</w:t>
+            </w:r>
+          </w:p>
+        </w:tc>
+        <w:tc>
+          <w:tcPr>
+            <w:tcW w:type="dxa" w:w="5953"/>
+          </w:tcPr>
+          <w:p>
+            <w:r/>
+            <w:r>
+              <w:rPr>
+                <w:b/>
+                <w:sz w:val="19"/>
+              </w:rPr>
+              <w:t>950 COP/kWh (EPM, 100% autoconsumo)</w:t>
             </w:r>
           </w:p>
         </w:tc>
@@ -2028,6 +2355,19 @@
       <w:pPr>
         <w:spacing w:after="40"/>
       </w:pPr>
+    </w:p>
+    <w:p>
+      <w:pPr>
+        <w:spacing w:after="160"/>
+      </w:pPr>
+      <w:r>
+        <w:rPr>
+          <w:i/>
+          <w:color w:val="555555"/>
+          <w:sz w:val="18"/>
+        </w:rPr>
+        <w:t>La TRM se toma de la misma fuente oficial que usa el módulo de TRM en tiempo real de la calculadora (Superfinanciera vía datos.gov.co, con respaldo en open.er-api.com) — no es un valor fijo de referencia. Al ser una tasa de mercado, varía día a día; los indicadores en USD (LCOE, CAPEX en USD) no dependen de ella, pero el flujo de caja combinado sí — reconfirmar la TRM del día antes de una decisión de cierre.</w:t>
+      </w:r>
     </w:p>
     <w:p>
       <w:pPr>
@@ -2141,7 +2481,7 @@
                 <w:b/>
                 <w:sz w:val="19"/>
               </w:rPr>
-              <w:t>≈ USD 177.200 ≈ 0,80 USD/Wp ≈ COP 708,7 millones</w:t>
+              <w:t>≈ USD 177.200 ≈ 0,80 USD/Wp ≈ COP 552,5 millones (a TRM del día)</w:t>
             </w:r>
           </w:p>
         </w:tc>
@@ -2335,7 +2675,7 @@
                 <w:b w:val="0"/>
                 <w:sz w:val="19"/>
               </w:rPr>
-              <w:t>43,2%</w:t>
+              <w:t>55,9%</w:t>
             </w:r>
           </w:p>
         </w:tc>
@@ -2350,7 +2690,7 @@
                 <w:b w:val="0"/>
                 <w:sz w:val="19"/>
               </w:rPr>
-              <w:t>39,9%</w:t>
+              <w:t>51,7%</w:t>
             </w:r>
           </w:p>
         </w:tc>
@@ -2382,7 +2722,7 @@
                 <w:b w:val="0"/>
                 <w:sz w:val="19"/>
               </w:rPr>
-              <w:t>USD 503.645</w:t>
+              <w:t>USD 701.820</w:t>
             </w:r>
           </w:p>
         </w:tc>
@@ -2397,7 +2737,7 @@
                 <w:b w:val="0"/>
                 <w:sz w:val="19"/>
               </w:rPr>
-              <w:t>USD 451.720</w:t>
+              <w:t>USD 635.213</w:t>
             </w:r>
           </w:p>
         </w:tc>
@@ -2429,7 +2769,7 @@
                 <w:b w:val="0"/>
                 <w:sz w:val="19"/>
               </w:rPr>
-              <w:t>2,3 años</w:t>
+              <w:t>1,8 años</w:t>
             </w:r>
           </w:p>
         </w:tc>
@@ -2444,7 +2784,7 @@
                 <w:b w:val="0"/>
                 <w:sz w:val="19"/>
               </w:rPr>
-              <w:t>2,5 años</w:t>
+              <w:t>1,9 años</w:t>
             </w:r>
           </w:p>
         </w:tc>
@@ -2476,7 +2816,7 @@
                 <w:b w:val="0"/>
                 <w:sz w:val="19"/>
               </w:rPr>
-              <w:t>0,0668 USD/kWh (267 COP/kWh)</w:t>
+              <w:t>0,0668 USD/kWh (208 COP/kWh)</w:t>
             </w:r>
           </w:p>
         </w:tc>
@@ -2491,7 +2831,7 @@
                 <w:b w:val="0"/>
                 <w:sz w:val="19"/>
               </w:rPr>
-              <w:t>0,0722 USD/kWh (289 COP/kWh)</w:t>
+              <w:t>0,0722 USD/kWh (225 COP/kWh)</w:t>
             </w:r>
           </w:p>
         </w:tc>
@@ -2857,7 +3197,7 @@
           <w:b w:val="0"/>
           <w:i w:val="0"/>
         </w:rPr>
-        <w:t>El proyecto Agrivoltaico Urabá combina un caso financiero sólido (TIR de 39,9% incluso en el escenario más conservador) con una capa de validación técnica que va más allá de lo habitual en una etapa preliminar: el motor de cálculo propio fue auditado, corregido, y contrastado de forma independiente contra PVsyst en dos escenarios (monofacial y bifacial), con diferencias de apenas 1,2-1,6% en ambos casos. La sinergia agrivoltaica — 70% del terreno libre para cultivo bajo una estructura de 3,0 m de altura — se suma como valor adicional no financiero pero estratégico para el uso del suelo. Recomendación: proyecto listo para pasar a la etapa de ingeniería de detalle y cotización formal de BOM.</w:t>
+        <w:t>El proyecto Agrivoltaico Urabá combina un caso financiero sólido (TIR de 51,7% incluso en el escenario más conservador) con una capa de validación técnica que va más allá de lo habitual en una etapa preliminar: el motor de cálculo propio fue auditado, corregido, y contrastado de forma independiente contra PVsyst en dos escenarios (monofacial y bifacial), con diferencias de apenas 1,2-1,6% en ambos casos. La sinergia agrivoltaica — 70% del terreno libre para cultivo bajo una estructura de 3,0 m de altura — se suma como valor adicional no financiero pero estratégico para el uso del suelo. Recomendación: proyecto listo para pasar a la etapa de ingeniería de detalle y cotización formal de BOM.</w:t>
       </w:r>
     </w:p>
     <w:p>
